--- a/Assignment_3_Fractional_Knapsack/Assignment_3_Fractional_Knapsack.docx
+++ b/Assignment_3_Fractional_Knapsack/Assignment_3_Fractional_Knapsack.docx
@@ -8,7 +8,7 @@
         <w:shd w:val="clear" w:color="auto" w:fill="F4F7FA"/>
         <w:spacing w:before="0" w:after="0" w:afterAutospacing="0"/>
         <w:jc w:val="center"/>
-        <w:divId w:val="2100983626"/>
+        <w:divId w:val="944847783"/>
         <w:rPr>
           <w:rFonts w:ascii="Calibri" w:eastAsia="Times New Roman" w:hAnsi="Calibri" w:cs="Calibri"/>
           <w:color w:val="003366"/>
@@ -27,7 +27,7 @@
         <w:pStyle w:val="Heading1"/>
         <w:shd w:val="clear" w:color="auto" w:fill="F4F7FA"/>
         <w:spacing w:before="75" w:beforeAutospacing="0"/>
-        <w:divId w:val="2100983626"/>
+        <w:divId w:val="944847783"/>
         <w:rPr>
           <w:rFonts w:ascii="Calibri" w:eastAsia="Times New Roman" w:hAnsi="Calibri" w:cs="Calibri"/>
         </w:rPr>
@@ -45,7 +45,7 @@
         <w:shd w:val="clear" w:color="auto" w:fill="F4F7FA"/>
         <w:spacing w:before="0" w:beforeAutospacing="0" w:after="0" w:afterAutospacing="0"/>
         <w:jc w:val="center"/>
-        <w:divId w:val="2100983626"/>
+        <w:divId w:val="944847783"/>
         <w:rPr>
           <w:rFonts w:ascii="Calibri" w:hAnsi="Calibri" w:cs="Calibri"/>
           <w:i/>
@@ -69,7 +69,7 @@
         <w:shd w:val="clear" w:color="auto" w:fill="F4F7FA"/>
         <w:spacing w:before="45" w:beforeAutospacing="0" w:after="45" w:afterAutospacing="0"/>
         <w:jc w:val="center"/>
-        <w:divId w:val="2100983626"/>
+        <w:divId w:val="944847783"/>
         <w:rPr>
           <w:rFonts w:ascii="Calibri" w:hAnsi="Calibri" w:cs="Calibri"/>
           <w:color w:val="1A1A1A"/>
@@ -91,18 +91,18 @@
       <w:pPr>
         <w:shd w:val="clear" w:color="auto" w:fill="F4F7FA"/>
         <w:jc w:val="center"/>
-        <w:divId w:val="2100983626"/>
-        <w:rPr>
-          <w:rFonts w:ascii="Calibri" w:eastAsia="Times New Roman" w:hAnsi="Calibri" w:cs="Calibri"/>
-          <w:color w:val="1A1A1A"/>
-        </w:rPr>
-      </w:pPr>
-      <w:r>
-        <w:rPr>
-          <w:rFonts w:ascii="Calibri" w:eastAsia="Times New Roman" w:hAnsi="Calibri" w:cs="Calibri"/>
-          <w:color w:val="1A1A1A"/>
-        </w:rPr>
-        <w:pict w14:anchorId="796783DA">
+        <w:divId w:val="944847783"/>
+        <w:rPr>
+          <w:rFonts w:ascii="Calibri" w:eastAsia="Times New Roman" w:hAnsi="Calibri" w:cs="Calibri"/>
+          <w:color w:val="1A1A1A"/>
+        </w:rPr>
+      </w:pPr>
+      <w:r>
+        <w:rPr>
+          <w:rFonts w:ascii="Calibri" w:eastAsia="Times New Roman" w:hAnsi="Calibri" w:cs="Calibri"/>
+          <w:color w:val="1A1A1A"/>
+        </w:rPr>
+        <w:pict w14:anchorId="31FEE6AE">
           <v:rect id="_x0000_i1025" style="width:0;height:1.5pt" o:hralign="center" o:hrstd="t" o:hr="t" fillcolor="#a0a0a0" stroked="f"/>
         </w:pict>
       </w:r>
@@ -116,7 +116,7 @@
         <w:shd w:val="clear" w:color="auto" w:fill="F4F7FA"/>
         <w:spacing w:before="75" w:after="75" w:afterAutospacing="0"/>
         <w:jc w:val="center"/>
-        <w:divId w:val="2100983626"/>
+        <w:divId w:val="944847783"/>
         <w:rPr>
           <w:rFonts w:ascii="Calibri" w:eastAsia="Times New Roman" w:hAnsi="Calibri" w:cs="Calibri"/>
           <w:color w:val="003366"/>
@@ -136,7 +136,7 @@
         <w:shd w:val="clear" w:color="auto" w:fill="F4F7FA"/>
         <w:spacing w:before="0" w:beforeAutospacing="0" w:after="0" w:afterAutospacing="0"/>
         <w:jc w:val="center"/>
-        <w:divId w:val="2100983626"/>
+        <w:divId w:val="944847783"/>
         <w:rPr>
           <w:rFonts w:ascii="Calibri" w:hAnsi="Calibri" w:cs="Calibri"/>
           <w:b/>
@@ -159,7 +159,7 @@
         <w:pStyle w:val="NormalWeb"/>
         <w:shd w:val="clear" w:color="auto" w:fill="EEF4FB"/>
         <w:spacing w:before="45" w:beforeAutospacing="0" w:after="45" w:afterAutospacing="0"/>
-        <w:divId w:val="1835685895"/>
+        <w:divId w:val="308559302"/>
         <w:rPr>
           <w:rFonts w:ascii="Calibri" w:hAnsi="Calibri" w:cs="Calibri"/>
           <w:b/>
@@ -190,7 +190,7 @@
         <w:pStyle w:val="NormalWeb"/>
         <w:shd w:val="clear" w:color="auto" w:fill="EEF4FB"/>
         <w:spacing w:before="45" w:beforeAutospacing="0" w:after="45" w:afterAutospacing="0"/>
-        <w:divId w:val="1835685895"/>
+        <w:divId w:val="308559302"/>
         <w:rPr>
           <w:rFonts w:ascii="Calibri" w:hAnsi="Calibri" w:cs="Calibri"/>
           <w:b/>
@@ -221,7 +221,7 @@
         <w:pStyle w:val="NormalWeb"/>
         <w:shd w:val="clear" w:color="auto" w:fill="EEF4FB"/>
         <w:spacing w:before="45" w:beforeAutospacing="0" w:after="45" w:afterAutospacing="0"/>
-        <w:divId w:val="1835685895"/>
+        <w:divId w:val="308559302"/>
         <w:rPr>
           <w:rFonts w:ascii="Calibri" w:hAnsi="Calibri" w:cs="Calibri"/>
           <w:b/>
@@ -252,7 +252,7 @@
         <w:pStyle w:val="NormalWeb"/>
         <w:shd w:val="clear" w:color="auto" w:fill="EEF4FB"/>
         <w:spacing w:before="45" w:beforeAutospacing="0" w:after="45" w:afterAutospacing="0"/>
-        <w:divId w:val="1835685895"/>
+        <w:divId w:val="308559302"/>
         <w:rPr>
           <w:rFonts w:ascii="Calibri" w:hAnsi="Calibri" w:cs="Calibri"/>
           <w:b/>
@@ -281,7 +281,7 @@
     <w:p>
       <w:pPr>
         <w:pStyle w:val="Heading2"/>
-        <w:divId w:val="1037662873"/>
+        <w:divId w:val="897279548"/>
         <w:rPr>
           <w:rFonts w:ascii="Calibri" w:eastAsia="Times New Roman" w:hAnsi="Calibri" w:cs="Calibri"/>
         </w:rPr>
@@ -296,7 +296,7 @@
     <w:p>
       <w:pPr>
         <w:pStyle w:val="NormalWeb"/>
-        <w:divId w:val="1037662873"/>
+        <w:divId w:val="897279548"/>
         <w:rPr>
           <w:rFonts w:ascii="Calibri" w:hAnsi="Calibri" w:cs="Calibri"/>
           <w:color w:val="1A1A1A"/>
@@ -313,7 +313,7 @@
     <w:p>
       <w:pPr>
         <w:pStyle w:val="Heading2"/>
-        <w:divId w:val="1037662873"/>
+        <w:divId w:val="897279548"/>
         <w:rPr>
           <w:rFonts w:ascii="Calibri" w:eastAsia="Times New Roman" w:hAnsi="Calibri" w:cs="Calibri"/>
         </w:rPr>
@@ -332,7 +332,7 @@
           <w:numId w:val="1"/>
         </w:numPr>
         <w:spacing w:before="100" w:beforeAutospacing="1" w:after="100" w:afterAutospacing="1"/>
-        <w:divId w:val="1037662873"/>
+        <w:divId w:val="897279548"/>
         <w:rPr>
           <w:rFonts w:ascii="Calibri" w:eastAsia="Times New Roman" w:hAnsi="Calibri" w:cs="Calibri"/>
           <w:color w:val="1A1A1A"/>
@@ -353,7 +353,7 @@
           <w:numId w:val="1"/>
         </w:numPr>
         <w:spacing w:before="100" w:beforeAutospacing="1" w:after="100" w:afterAutospacing="1"/>
-        <w:divId w:val="1037662873"/>
+        <w:divId w:val="897279548"/>
         <w:rPr>
           <w:rFonts w:ascii="Calibri" w:eastAsia="Times New Roman" w:hAnsi="Calibri" w:cs="Calibri"/>
           <w:color w:val="1A1A1A"/>
@@ -374,7 +374,7 @@
           <w:numId w:val="1"/>
         </w:numPr>
         <w:spacing w:before="100" w:beforeAutospacing="1" w:after="100" w:afterAutospacing="1"/>
-        <w:divId w:val="1037662873"/>
+        <w:divId w:val="897279548"/>
         <w:rPr>
           <w:rFonts w:ascii="Calibri" w:eastAsia="Times New Roman" w:hAnsi="Calibri" w:cs="Calibri"/>
           <w:color w:val="1A1A1A"/>
@@ -395,7 +395,7 @@
           <w:numId w:val="1"/>
         </w:numPr>
         <w:spacing w:before="100" w:beforeAutospacing="1" w:after="100" w:afterAutospacing="1"/>
-        <w:divId w:val="1037662873"/>
+        <w:divId w:val="897279548"/>
         <w:rPr>
           <w:rFonts w:ascii="Calibri" w:eastAsia="Times New Roman" w:hAnsi="Calibri" w:cs="Calibri"/>
           <w:color w:val="1A1A1A"/>
@@ -412,7 +412,7 @@
     <w:p>
       <w:pPr>
         <w:pStyle w:val="Heading2"/>
-        <w:divId w:val="1037662873"/>
+        <w:divId w:val="897279548"/>
         <w:rPr>
           <w:rFonts w:ascii="Calibri" w:eastAsia="Times New Roman" w:hAnsi="Calibri" w:cs="Calibri"/>
         </w:rPr>
@@ -431,7 +431,7 @@
           <w:numId w:val="2"/>
         </w:numPr>
         <w:spacing w:before="100" w:beforeAutospacing="1" w:after="100" w:afterAutospacing="1"/>
-        <w:divId w:val="1037662873"/>
+        <w:divId w:val="897279548"/>
         <w:rPr>
           <w:rFonts w:ascii="Calibri" w:eastAsia="Times New Roman" w:hAnsi="Calibri" w:cs="Calibri"/>
           <w:color w:val="1A1A1A"/>
@@ -452,7 +452,7 @@
           <w:numId w:val="2"/>
         </w:numPr>
         <w:spacing w:before="100" w:beforeAutospacing="1" w:after="100" w:afterAutospacing="1"/>
-        <w:divId w:val="1037662873"/>
+        <w:divId w:val="897279548"/>
         <w:rPr>
           <w:rFonts w:ascii="Calibri" w:eastAsia="Times New Roman" w:hAnsi="Calibri" w:cs="Calibri"/>
           <w:color w:val="1A1A1A"/>
@@ -473,7 +473,7 @@
           <w:numId w:val="2"/>
         </w:numPr>
         <w:spacing w:before="100" w:beforeAutospacing="1" w:after="100" w:afterAutospacing="1"/>
-        <w:divId w:val="1037662873"/>
+        <w:divId w:val="897279548"/>
         <w:rPr>
           <w:rFonts w:ascii="Calibri" w:eastAsia="Times New Roman" w:hAnsi="Calibri" w:cs="Calibri"/>
           <w:color w:val="1A1A1A"/>
@@ -490,7 +490,7 @@
     <w:p>
       <w:pPr>
         <w:pStyle w:val="Heading2"/>
-        <w:divId w:val="1037662873"/>
+        <w:divId w:val="897279548"/>
         <w:rPr>
           <w:rFonts w:ascii="Calibri" w:eastAsia="Times New Roman" w:hAnsi="Calibri" w:cs="Calibri"/>
         </w:rPr>
@@ -505,7 +505,7 @@
     <w:p>
       <w:pPr>
         <w:pStyle w:val="NormalWeb"/>
-        <w:divId w:val="1037662873"/>
+        <w:divId w:val="897279548"/>
         <w:rPr>
           <w:rFonts w:ascii="Calibri" w:hAnsi="Calibri" w:cs="Calibri"/>
           <w:color w:val="1A1A1A"/>
@@ -553,7 +553,7 @@
     <w:p>
       <w:pPr>
         <w:pStyle w:val="Heading2"/>
-        <w:divId w:val="1037662873"/>
+        <w:divId w:val="897279548"/>
         <w:rPr>
           <w:rFonts w:ascii="Calibri" w:eastAsia="Times New Roman" w:hAnsi="Calibri" w:cs="Calibri"/>
         </w:rPr>
@@ -572,7 +572,7 @@
           <w:numId w:val="3"/>
         </w:numPr>
         <w:spacing w:before="100" w:beforeAutospacing="1" w:after="100" w:afterAutospacing="1"/>
-        <w:divId w:val="1037662873"/>
+        <w:divId w:val="897279548"/>
         <w:rPr>
           <w:rFonts w:ascii="Calibri" w:eastAsia="Times New Roman" w:hAnsi="Calibri" w:cs="Calibri"/>
           <w:color w:val="1A1A1A"/>
@@ -601,7 +601,7 @@
           <w:numId w:val="3"/>
         </w:numPr>
         <w:spacing w:before="100" w:beforeAutospacing="1" w:after="100" w:afterAutospacing="1"/>
-        <w:divId w:val="1037662873"/>
+        <w:divId w:val="897279548"/>
         <w:rPr>
           <w:rFonts w:ascii="Calibri" w:eastAsia="Times New Roman" w:hAnsi="Calibri" w:cs="Calibri"/>
           <w:color w:val="1A1A1A"/>
@@ -630,7 +630,7 @@
           <w:numId w:val="3"/>
         </w:numPr>
         <w:spacing w:before="100" w:beforeAutospacing="1" w:after="100" w:afterAutospacing="1"/>
-        <w:divId w:val="1037662873"/>
+        <w:divId w:val="897279548"/>
         <w:rPr>
           <w:rFonts w:ascii="Calibri" w:eastAsia="Times New Roman" w:hAnsi="Calibri" w:cs="Calibri"/>
           <w:color w:val="1A1A1A"/>
@@ -659,7 +659,7 @@
           <w:numId w:val="3"/>
         </w:numPr>
         <w:spacing w:before="100" w:beforeAutospacing="1" w:after="100" w:afterAutospacing="1"/>
-        <w:divId w:val="1037662873"/>
+        <w:divId w:val="897279548"/>
         <w:rPr>
           <w:rFonts w:ascii="Calibri" w:eastAsia="Times New Roman" w:hAnsi="Calibri" w:cs="Calibri"/>
           <w:color w:val="1A1A1A"/>
@@ -684,7 +684,7 @@
     <w:p>
       <w:pPr>
         <w:pStyle w:val="Heading2"/>
-        <w:divId w:val="1037662873"/>
+        <w:divId w:val="897279548"/>
         <w:rPr>
           <w:rFonts w:ascii="Calibri" w:eastAsia="Times New Roman" w:hAnsi="Calibri" w:cs="Calibri"/>
         </w:rPr>
@@ -699,7 +699,7 @@
     <w:p>
       <w:pPr>
         <w:pStyle w:val="HTMLPreformatted"/>
-        <w:divId w:val="1037662873"/>
+        <w:divId w:val="897279548"/>
         <w:rPr>
           <w:color w:val="1A1A1A"/>
         </w:rPr>
@@ -708,7 +708,7 @@
     <w:p>
       <w:pPr>
         <w:pStyle w:val="HTMLPreformatted"/>
-        <w:divId w:val="1037662873"/>
+        <w:divId w:val="897279548"/>
         <w:rPr>
           <w:color w:val="1A1A1A"/>
         </w:rPr>
@@ -723,7 +723,7 @@
     <w:p>
       <w:pPr>
         <w:pStyle w:val="HTMLPreformatted"/>
-        <w:divId w:val="1037662873"/>
+        <w:divId w:val="897279548"/>
         <w:rPr>
           <w:color w:val="1A1A1A"/>
         </w:rPr>
@@ -738,7 +738,7 @@
     <w:p>
       <w:pPr>
         <w:pStyle w:val="HTMLPreformatted"/>
-        <w:divId w:val="1037662873"/>
+        <w:divId w:val="897279548"/>
         <w:rPr>
           <w:color w:val="1A1A1A"/>
         </w:rPr>
@@ -753,7 +753,7 @@
     <w:p>
       <w:pPr>
         <w:pStyle w:val="HTMLPreformatted"/>
-        <w:divId w:val="1037662873"/>
+        <w:divId w:val="897279548"/>
         <w:rPr>
           <w:color w:val="1A1A1A"/>
         </w:rPr>
@@ -768,7 +768,7 @@
     <w:p>
       <w:pPr>
         <w:pStyle w:val="HTMLPreformatted"/>
-        <w:divId w:val="1037662873"/>
+        <w:divId w:val="897279548"/>
         <w:rPr>
           <w:color w:val="1A1A1A"/>
         </w:rPr>
@@ -783,7 +783,7 @@
     <w:p>
       <w:pPr>
         <w:pStyle w:val="HTMLPreformatted"/>
-        <w:divId w:val="1037662873"/>
+        <w:divId w:val="897279548"/>
         <w:rPr>
           <w:color w:val="1A1A1A"/>
         </w:rPr>
@@ -798,7 +798,7 @@
     <w:p>
       <w:pPr>
         <w:pStyle w:val="HTMLPreformatted"/>
-        <w:divId w:val="1037662873"/>
+        <w:divId w:val="897279548"/>
         <w:rPr>
           <w:color w:val="1A1A1A"/>
         </w:rPr>
@@ -813,7 +813,7 @@
     <w:p>
       <w:pPr>
         <w:pStyle w:val="HTMLPreformatted"/>
-        <w:divId w:val="1037662873"/>
+        <w:divId w:val="897279548"/>
         <w:rPr>
           <w:color w:val="1A1A1A"/>
         </w:rPr>
@@ -828,7 +828,7 @@
     <w:p>
       <w:pPr>
         <w:pStyle w:val="HTMLPreformatted"/>
-        <w:divId w:val="1037662873"/>
+        <w:divId w:val="897279548"/>
         <w:rPr>
           <w:color w:val="1A1A1A"/>
         </w:rPr>
@@ -843,7 +843,7 @@
     <w:p>
       <w:pPr>
         <w:pStyle w:val="HTMLPreformatted"/>
-        <w:divId w:val="1037662873"/>
+        <w:divId w:val="897279548"/>
         <w:rPr>
           <w:color w:val="1A1A1A"/>
         </w:rPr>
@@ -858,7 +858,7 @@
     <w:p>
       <w:pPr>
         <w:pStyle w:val="HTMLPreformatted"/>
-        <w:divId w:val="1037662873"/>
+        <w:divId w:val="897279548"/>
         <w:rPr>
           <w:color w:val="1A1A1A"/>
         </w:rPr>
@@ -873,7 +873,7 @@
     <w:p>
       <w:pPr>
         <w:pStyle w:val="HTMLPreformatted"/>
-        <w:divId w:val="1037662873"/>
+        <w:divId w:val="897279548"/>
         <w:rPr>
           <w:color w:val="1A1A1A"/>
         </w:rPr>
@@ -888,7 +888,7 @@
     <w:p>
       <w:pPr>
         <w:pStyle w:val="HTMLPreformatted"/>
-        <w:divId w:val="1037662873"/>
+        <w:divId w:val="897279548"/>
         <w:rPr>
           <w:color w:val="1A1A1A"/>
         </w:rPr>
@@ -903,7 +903,7 @@
     <w:p>
       <w:pPr>
         <w:pStyle w:val="HTMLPreformatted"/>
-        <w:divId w:val="1037662873"/>
+        <w:divId w:val="897279548"/>
         <w:rPr>
           <w:color w:val="1A1A1A"/>
         </w:rPr>
@@ -918,7 +918,7 @@
     <w:p>
       <w:pPr>
         <w:pStyle w:val="HTMLPreformatted"/>
-        <w:divId w:val="1037662873"/>
+        <w:divId w:val="897279548"/>
         <w:rPr>
           <w:color w:val="1A1A1A"/>
         </w:rPr>
@@ -939,7 +939,7 @@
     <w:p>
       <w:pPr>
         <w:pStyle w:val="HTMLPreformatted"/>
-        <w:divId w:val="1037662873"/>
+        <w:divId w:val="897279548"/>
         <w:rPr>
           <w:color w:val="1A1A1A"/>
         </w:rPr>
@@ -954,7 +954,7 @@
     <w:p>
       <w:pPr>
         <w:pStyle w:val="HTMLPreformatted"/>
-        <w:divId w:val="1037662873"/>
+        <w:divId w:val="897279548"/>
         <w:rPr>
           <w:color w:val="1A1A1A"/>
         </w:rPr>
@@ -969,7 +969,7 @@
     <w:p>
       <w:pPr>
         <w:pStyle w:val="HTMLPreformatted"/>
-        <w:divId w:val="1037662873"/>
+        <w:divId w:val="897279548"/>
         <w:rPr>
           <w:color w:val="1A1A1A"/>
         </w:rPr>
@@ -984,7 +984,7 @@
     <w:p>
       <w:pPr>
         <w:pStyle w:val="HTMLPreformatted"/>
-        <w:divId w:val="1037662873"/>
+        <w:divId w:val="897279548"/>
         <w:rPr>
           <w:color w:val="1A1A1A"/>
         </w:rPr>
@@ -999,7 +999,7 @@
     <w:p>
       <w:pPr>
         <w:pStyle w:val="Heading2"/>
-        <w:divId w:val="1037662873"/>
+        <w:divId w:val="897279548"/>
         <w:rPr>
           <w:rFonts w:ascii="Calibri" w:eastAsia="Times New Roman" w:hAnsi="Calibri" w:cs="Calibri"/>
         </w:rPr>
@@ -1031,7 +1031,7 @@
       </w:tblGrid>
       <w:tr>
         <w:trPr>
-          <w:divId w:val="1037662873"/>
+          <w:divId w:val="897279548"/>
         </w:trPr>
         <w:tc>
           <w:tcPr>
@@ -1236,7 +1236,7 @@
       </w:tr>
       <w:tr>
         <w:trPr>
-          <w:divId w:val="1037662873"/>
+          <w:divId w:val="897279548"/>
         </w:trPr>
         <w:tc>
           <w:tcPr>
@@ -1416,7 +1416,7 @@
       </w:tr>
       <w:tr>
         <w:trPr>
-          <w:divId w:val="1037662873"/>
+          <w:divId w:val="897279548"/>
         </w:trPr>
         <w:tc>
           <w:tcPr>
@@ -1597,7 +1597,7 @@
       </w:tr>
       <w:tr>
         <w:trPr>
-          <w:divId w:val="1037662873"/>
+          <w:divId w:val="897279548"/>
         </w:trPr>
         <w:tc>
           <w:tcPr>
@@ -1781,7 +1781,7 @@
         <w:pStyle w:val="NormalWeb"/>
         <w:shd w:val="clear" w:color="auto" w:fill="E6F2FF"/>
         <w:ind w:left="600" w:right="600"/>
-        <w:divId w:val="325287403"/>
+        <w:divId w:val="2144299680"/>
         <w:rPr>
           <w:rFonts w:ascii="Calibri" w:hAnsi="Calibri" w:cs="Calibri"/>
           <w:color w:val="1A1A1A"/>
@@ -1807,7 +1807,7 @@
       <w:pPr>
         <w:pStyle w:val="Heading2"/>
         <w:ind w:left="600" w:right="600"/>
-        <w:divId w:val="1037662873"/>
+        <w:divId w:val="897279548"/>
         <w:rPr>
           <w:rFonts w:ascii="Calibri" w:eastAsia="Times New Roman" w:hAnsi="Calibri" w:cs="Calibri"/>
         </w:rPr>
@@ -1823,7 +1823,7 @@
       <w:pPr>
         <w:pStyle w:val="NormalWeb"/>
         <w:ind w:left="600" w:right="600"/>
-        <w:divId w:val="1037662873"/>
+        <w:divId w:val="897279548"/>
         <w:rPr>
           <w:rFonts w:ascii="Calibri" w:hAnsi="Calibri" w:cs="Calibri"/>
           <w:color w:val="1A1A1A"/>
@@ -1843,7 +1843,7 @@
       <w:pPr>
         <w:pStyle w:val="Heading2"/>
         <w:ind w:left="600" w:right="600"/>
-        <w:divId w:val="1037662873"/>
+        <w:divId w:val="897279548"/>
         <w:rPr>
           <w:rFonts w:ascii="Calibri" w:eastAsia="Times New Roman" w:hAnsi="Calibri" w:cs="Calibri"/>
         </w:rPr>
@@ -1859,7 +1859,7 @@
       <w:pPr>
         <w:pStyle w:val="NormalWeb"/>
         <w:ind w:left="600" w:right="600"/>
-        <w:divId w:val="1037662873"/>
+        <w:divId w:val="897279548"/>
         <w:rPr>
           <w:rFonts w:ascii="Calibri" w:hAnsi="Calibri" w:cs="Calibri"/>
           <w:color w:val="1A1A1A"/>
@@ -1886,122 +1886,9 @@
 <file path=word/numbering.xml><?xml version="1.0" encoding="utf-8"?>
 <w:numbering xmlns:wpc="http://schemas.microsoft.com/office/word/2010/wordprocessingCanvas" xmlns:cx="http://schemas.microsoft.com/office/drawing/2014/chartex" xmlns:cx1="http://schemas.microsoft.com/office/drawing/2015/9/8/chartex" xmlns:cx2="http://schemas.microsoft.com/office/drawing/2015/10/21/chartex" xmlns:cx3="http://schemas.microsoft.com/office/drawing/2016/5/9/chartex" xmlns:cx4="http://schemas.microsoft.com/office/drawing/2016/5/10/chartex" xmlns:cx5="http://schemas.microsoft.com/office/drawing/2016/5/11/chartex" xmlns:cx6="http://schemas.microsoft.com/office/drawing/2016/5/12/chartex" xmlns:cx7="http://schemas.microsoft.com/office/drawing/2016/5/13/chartex" xmlns:cx8="http://schemas.microsoft.com/office/drawing/2016/5/14/chartex" xmlns:mc="http://schemas.openxmlformats.org/markup-compatibility/2006" xmlns:aink="http://schemas.microsoft.com/office/drawing/2016/ink" xmlns:am3d="http://schemas.microsoft.com/office/drawing/2017/model3d" xmlns:o="urn:schemas-microsoft-com:office:office" xmlns:oel="http://schemas.microsoft.com/office/2019/extlst" xmlns:r="http://schemas.openxmlformats.org/officeDocument/2006/relationships" xmlns:m="http://schemas.openxmlformats.org/officeDocument/2006/math" xmlns:v="urn:schemas-microsoft-com:vml" xmlns:wp14="http://schemas.microsoft.com/office/word/2010/wordprocessingDrawing" xmlns:wp="http://schemas.openxmlformats.org/drawingml/2006/wordprocessingDrawing" xmlns:w10="urn:schemas-microsoft-com:office:word" xmlns:w="http://schemas.openxmlformats.org/wordprocessingml/2006/main" xmlns:w14="http://schemas.microsoft.com/office/word/2010/wordml" xmlns:w15="http://schemas.microsoft.com/office/word/2012/wordml" xmlns:w16cex="http://schemas.microsoft.com/office/word/2018/wordml/cex" xmlns:w16cid="http://schemas.microsoft.com/office/word/2016/wordml/cid" xmlns:w16="http://schemas.microsoft.com/office/word/2018/wordml" xmlns:w16du="http://schemas.microsoft.com/office/word/2023/wordml/word16du" xmlns:w16sdtdh="http://schemas.microsoft.com/office/word/2020/wordml/sdtdatahash" xmlns:w16sdtfl="http://schemas.microsoft.com/office/word/2024/wordml/sdtformatlock" xmlns:w16se="http://schemas.microsoft.com/office/word/2015/wordml/symex" xmlns:wpg="http://schemas.microsoft.com/office/word/2010/wordprocessingGroup" xmlns:wpi="http://schemas.microsoft.com/office/word/2010/wordprocessingInk" xmlns:wne="http://schemas.microsoft.com/office/word/2006/wordml" xmlns:wps="http://schemas.microsoft.com/office/word/2010/wordprocessingShape" mc:Ignorable="w14 w15 w16se w16cid w16 w16cex w16sdtdh w16sdtfl w16du wp14">
   <w:abstractNum w:abstractNumId="0" w15:restartNumberingAfterBreak="0">
-    <w:nsid w:val="37625D19"/>
+    <w:nsid w:val="5FFC09CD"/>
     <w:multiLevelType w:val="multilevel"/>
-    <w:tmpl w:val="B9104292"/>
-    <w:lvl w:ilvl="0">
-      <w:start w:val="1"/>
-      <w:numFmt w:val="decimal"/>
-      <w:lvlText w:val="%1."/>
-      <w:lvlJc w:val="left"/>
-      <w:pPr>
-        <w:tabs>
-          <w:tab w:val="num" w:pos="720"/>
-        </w:tabs>
-        <w:ind w:left="720" w:hanging="360"/>
-      </w:pPr>
-    </w:lvl>
-    <w:lvl w:ilvl="1" w:tentative="1">
-      <w:start w:val="1"/>
-      <w:numFmt w:val="decimal"/>
-      <w:lvlText w:val="%2."/>
-      <w:lvlJc w:val="left"/>
-      <w:pPr>
-        <w:tabs>
-          <w:tab w:val="num" w:pos="1440"/>
-        </w:tabs>
-        <w:ind w:left="1440" w:hanging="360"/>
-      </w:pPr>
-    </w:lvl>
-    <w:lvl w:ilvl="2" w:tentative="1">
-      <w:start w:val="1"/>
-      <w:numFmt w:val="decimal"/>
-      <w:lvlText w:val="%3."/>
-      <w:lvlJc w:val="left"/>
-      <w:pPr>
-        <w:tabs>
-          <w:tab w:val="num" w:pos="2160"/>
-        </w:tabs>
-        <w:ind w:left="2160" w:hanging="360"/>
-      </w:pPr>
-    </w:lvl>
-    <w:lvl w:ilvl="3" w:tentative="1">
-      <w:start w:val="1"/>
-      <w:numFmt w:val="decimal"/>
-      <w:lvlText w:val="%4."/>
-      <w:lvlJc w:val="left"/>
-      <w:pPr>
-        <w:tabs>
-          <w:tab w:val="num" w:pos="2880"/>
-        </w:tabs>
-        <w:ind w:left="2880" w:hanging="360"/>
-      </w:pPr>
-    </w:lvl>
-    <w:lvl w:ilvl="4" w:tentative="1">
-      <w:start w:val="1"/>
-      <w:numFmt w:val="decimal"/>
-      <w:lvlText w:val="%5."/>
-      <w:lvlJc w:val="left"/>
-      <w:pPr>
-        <w:tabs>
-          <w:tab w:val="num" w:pos="3600"/>
-        </w:tabs>
-        <w:ind w:left="3600" w:hanging="360"/>
-      </w:pPr>
-    </w:lvl>
-    <w:lvl w:ilvl="5" w:tentative="1">
-      <w:start w:val="1"/>
-      <w:numFmt w:val="decimal"/>
-      <w:lvlText w:val="%6."/>
-      <w:lvlJc w:val="left"/>
-      <w:pPr>
-        <w:tabs>
-          <w:tab w:val="num" w:pos="4320"/>
-        </w:tabs>
-        <w:ind w:left="4320" w:hanging="360"/>
-      </w:pPr>
-    </w:lvl>
-    <w:lvl w:ilvl="6" w:tentative="1">
-      <w:start w:val="1"/>
-      <w:numFmt w:val="decimal"/>
-      <w:lvlText w:val="%7."/>
-      <w:lvlJc w:val="left"/>
-      <w:pPr>
-        <w:tabs>
-          <w:tab w:val="num" w:pos="5040"/>
-        </w:tabs>
-        <w:ind w:left="5040" w:hanging="360"/>
-      </w:pPr>
-    </w:lvl>
-    <w:lvl w:ilvl="7" w:tentative="1">
-      <w:start w:val="1"/>
-      <w:numFmt w:val="decimal"/>
-      <w:lvlText w:val="%8."/>
-      <w:lvlJc w:val="left"/>
-      <w:pPr>
-        <w:tabs>
-          <w:tab w:val="num" w:pos="5760"/>
-        </w:tabs>
-        <w:ind w:left="5760" w:hanging="360"/>
-      </w:pPr>
-    </w:lvl>
-    <w:lvl w:ilvl="8" w:tentative="1">
-      <w:start w:val="1"/>
-      <w:numFmt w:val="decimal"/>
-      <w:lvlText w:val="%9."/>
-      <w:lvlJc w:val="left"/>
-      <w:pPr>
-        <w:tabs>
-          <w:tab w:val="num" w:pos="6480"/>
-        </w:tabs>
-        <w:ind w:left="6480" w:hanging="360"/>
-      </w:pPr>
-    </w:lvl>
-  </w:abstractNum>
-  <w:abstractNum w:abstractNumId="1" w15:restartNumberingAfterBreak="0">
-    <w:nsid w:val="41A22486"/>
-    <w:multiLevelType w:val="multilevel"/>
-    <w:tmpl w:val="B97A2A78"/>
+    <w:tmpl w:val="6ECCEDC0"/>
     <w:lvl w:ilvl="0">
       <w:start w:val="1"/>
       <w:numFmt w:val="bullet"/>
@@ -2147,10 +2034,123 @@
       </w:rPr>
     </w:lvl>
   </w:abstractNum>
+  <w:abstractNum w:abstractNumId="1" w15:restartNumberingAfterBreak="0">
+    <w:nsid w:val="65CA3A25"/>
+    <w:multiLevelType w:val="multilevel"/>
+    <w:tmpl w:val="ACAA7484"/>
+    <w:lvl w:ilvl="0">
+      <w:start w:val="1"/>
+      <w:numFmt w:val="decimal"/>
+      <w:lvlText w:val="%1."/>
+      <w:lvlJc w:val="left"/>
+      <w:pPr>
+        <w:tabs>
+          <w:tab w:val="num" w:pos="720"/>
+        </w:tabs>
+        <w:ind w:left="720" w:hanging="360"/>
+      </w:pPr>
+    </w:lvl>
+    <w:lvl w:ilvl="1" w:tentative="1">
+      <w:start w:val="1"/>
+      <w:numFmt w:val="decimal"/>
+      <w:lvlText w:val="%2."/>
+      <w:lvlJc w:val="left"/>
+      <w:pPr>
+        <w:tabs>
+          <w:tab w:val="num" w:pos="1440"/>
+        </w:tabs>
+        <w:ind w:left="1440" w:hanging="360"/>
+      </w:pPr>
+    </w:lvl>
+    <w:lvl w:ilvl="2" w:tentative="1">
+      <w:start w:val="1"/>
+      <w:numFmt w:val="decimal"/>
+      <w:lvlText w:val="%3."/>
+      <w:lvlJc w:val="left"/>
+      <w:pPr>
+        <w:tabs>
+          <w:tab w:val="num" w:pos="2160"/>
+        </w:tabs>
+        <w:ind w:left="2160" w:hanging="360"/>
+      </w:pPr>
+    </w:lvl>
+    <w:lvl w:ilvl="3" w:tentative="1">
+      <w:start w:val="1"/>
+      <w:numFmt w:val="decimal"/>
+      <w:lvlText w:val="%4."/>
+      <w:lvlJc w:val="left"/>
+      <w:pPr>
+        <w:tabs>
+          <w:tab w:val="num" w:pos="2880"/>
+        </w:tabs>
+        <w:ind w:left="2880" w:hanging="360"/>
+      </w:pPr>
+    </w:lvl>
+    <w:lvl w:ilvl="4" w:tentative="1">
+      <w:start w:val="1"/>
+      <w:numFmt w:val="decimal"/>
+      <w:lvlText w:val="%5."/>
+      <w:lvlJc w:val="left"/>
+      <w:pPr>
+        <w:tabs>
+          <w:tab w:val="num" w:pos="3600"/>
+        </w:tabs>
+        <w:ind w:left="3600" w:hanging="360"/>
+      </w:pPr>
+    </w:lvl>
+    <w:lvl w:ilvl="5" w:tentative="1">
+      <w:start w:val="1"/>
+      <w:numFmt w:val="decimal"/>
+      <w:lvlText w:val="%6."/>
+      <w:lvlJc w:val="left"/>
+      <w:pPr>
+        <w:tabs>
+          <w:tab w:val="num" w:pos="4320"/>
+        </w:tabs>
+        <w:ind w:left="4320" w:hanging="360"/>
+      </w:pPr>
+    </w:lvl>
+    <w:lvl w:ilvl="6" w:tentative="1">
+      <w:start w:val="1"/>
+      <w:numFmt w:val="decimal"/>
+      <w:lvlText w:val="%7."/>
+      <w:lvlJc w:val="left"/>
+      <w:pPr>
+        <w:tabs>
+          <w:tab w:val="num" w:pos="5040"/>
+        </w:tabs>
+        <w:ind w:left="5040" w:hanging="360"/>
+      </w:pPr>
+    </w:lvl>
+    <w:lvl w:ilvl="7" w:tentative="1">
+      <w:start w:val="1"/>
+      <w:numFmt w:val="decimal"/>
+      <w:lvlText w:val="%8."/>
+      <w:lvlJc w:val="left"/>
+      <w:pPr>
+        <w:tabs>
+          <w:tab w:val="num" w:pos="5760"/>
+        </w:tabs>
+        <w:ind w:left="5760" w:hanging="360"/>
+      </w:pPr>
+    </w:lvl>
+    <w:lvl w:ilvl="8" w:tentative="1">
+      <w:start w:val="1"/>
+      <w:numFmt w:val="decimal"/>
+      <w:lvlText w:val="%9."/>
+      <w:lvlJc w:val="left"/>
+      <w:pPr>
+        <w:tabs>
+          <w:tab w:val="num" w:pos="6480"/>
+        </w:tabs>
+        <w:ind w:left="6480" w:hanging="360"/>
+      </w:pPr>
+    </w:lvl>
+  </w:abstractNum>
   <w:abstractNum w:abstractNumId="2" w15:restartNumberingAfterBreak="0">
-    <w:nsid w:val="6792197E"/>
+    <w:nsid w:val="67DD4E22"/>
     <w:multiLevelType w:val="multilevel"/>
-    <w:tmpl w:val="3530FB0E"/>
+    <w:tmpl w:val="61A461EE"/>
     <w:lvl w:ilvl="0">
       <w:start w:val="1"/>
       <w:numFmt w:val="bullet"/>
@@ -2296,13 +2296,13 @@
       </w:rPr>
     </w:lvl>
   </w:abstractNum>
-  <w:num w:numId="1" w16cid:durableId="324556633">
+  <w:num w:numId="1" w16cid:durableId="752354082">
+    <w:abstractNumId w:val="1"/>
+  </w:num>
+  <w:num w:numId="2" w16cid:durableId="1318071134">
     <w:abstractNumId w:val="0"/>
   </w:num>
-  <w:num w:numId="2" w16cid:durableId="1203981009">
-    <w:abstractNumId w:val="1"/>
-  </w:num>
-  <w:num w:numId="3" w16cid:durableId="1957562009">
+  <w:num w:numId="3" w16cid:durableId="676812383">
     <w:abstractNumId w:val="2"/>
   </w:num>
 </w:numbering>
